--- a/docs/preview/03_Akt_preview.docx
+++ b/docs/preview/03_Akt_preview.docx
@@ -160,7 +160,7 @@
               <w:bottom w:val="single" w:color="999999" w:sz="4"/>
               <w:right w:val="single" w:color="999999" w:sz="4"/>
             </w:tcBorders>
-            <w:shd w:fill="1A1A1A" w:val="clear"/>
+            <w:shd w:fill="B7D4B0" w:val="clear"/>
             <w:tcMar>
               <w:top w:type="dxa" w:w="60"/>
               <w:left w:type="dxa" w:w="80"/>
@@ -177,7 +177,7 @@
                 <w:rFonts w:ascii="Times New Roman" w:cs="Times New Roman" w:eastAsia="Times New Roman" w:hAnsi="Times New Roman"/>
                 <w:b/>
                 <w:bCs/>
-                <w:color w:val="FFFFFF"/>
+                <w:color w:val="1A1A1A"/>
                 <w:sz w:val="18"/>
                 <w:szCs w:val="18"/>
               </w:rPr>
@@ -194,7 +194,7 @@
               <w:bottom w:val="single" w:color="999999" w:sz="4"/>
               <w:right w:val="single" w:color="999999" w:sz="4"/>
             </w:tcBorders>
-            <w:shd w:fill="1A1A1A" w:val="clear"/>
+            <w:shd w:fill="B7D4B0" w:val="clear"/>
             <w:tcMar>
               <w:top w:type="dxa" w:w="60"/>
               <w:left w:type="dxa" w:w="80"/>
@@ -211,7 +211,7 @@
                 <w:rFonts w:ascii="Times New Roman" w:cs="Times New Roman" w:eastAsia="Times New Roman" w:hAnsi="Times New Roman"/>
                 <w:b/>
                 <w:bCs/>
-                <w:color w:val="FFFFFF"/>
+                <w:color w:val="1A1A1A"/>
                 <w:sz w:val="18"/>
                 <w:szCs w:val="18"/>
               </w:rPr>
@@ -228,7 +228,7 @@
               <w:bottom w:val="single" w:color="999999" w:sz="4"/>
               <w:right w:val="single" w:color="999999" w:sz="4"/>
             </w:tcBorders>
-            <w:shd w:fill="1A1A1A" w:val="clear"/>
+            <w:shd w:fill="B7D4B0" w:val="clear"/>
             <w:tcMar>
               <w:top w:type="dxa" w:w="60"/>
               <w:left w:type="dxa" w:w="80"/>
@@ -245,7 +245,7 @@
                 <w:rFonts w:ascii="Times New Roman" w:cs="Times New Roman" w:eastAsia="Times New Roman" w:hAnsi="Times New Roman"/>
                 <w:b/>
                 <w:bCs/>
-                <w:color w:val="FFFFFF"/>
+                <w:color w:val="1A1A1A"/>
                 <w:sz w:val="18"/>
                 <w:szCs w:val="18"/>
               </w:rPr>
@@ -262,7 +262,7 @@
               <w:bottom w:val="single" w:color="999999" w:sz="4"/>
               <w:right w:val="single" w:color="999999" w:sz="4"/>
             </w:tcBorders>
-            <w:shd w:fill="1A1A1A" w:val="clear"/>
+            <w:shd w:fill="B7D4B0" w:val="clear"/>
             <w:tcMar>
               <w:top w:type="dxa" w:w="60"/>
               <w:left w:type="dxa" w:w="80"/>
@@ -279,7 +279,7 @@
                 <w:rFonts w:ascii="Times New Roman" w:cs="Times New Roman" w:eastAsia="Times New Roman" w:hAnsi="Times New Roman"/>
                 <w:b/>
                 <w:bCs/>
-                <w:color w:val="FFFFFF"/>
+                <w:color w:val="1A1A1A"/>
                 <w:sz w:val="18"/>
                 <w:szCs w:val="18"/>
               </w:rPr>
@@ -296,7 +296,7 @@
               <w:bottom w:val="single" w:color="999999" w:sz="4"/>
               <w:right w:val="single" w:color="999999" w:sz="4"/>
             </w:tcBorders>
-            <w:shd w:fill="1A1A1A" w:val="clear"/>
+            <w:shd w:fill="B7D4B0" w:val="clear"/>
             <w:tcMar>
               <w:top w:type="dxa" w:w="60"/>
               <w:left w:type="dxa" w:w="80"/>
@@ -313,7 +313,7 @@
                 <w:rFonts w:ascii="Times New Roman" w:cs="Times New Roman" w:eastAsia="Times New Roman" w:hAnsi="Times New Roman"/>
                 <w:b/>
                 <w:bCs/>
-                <w:color w:val="FFFFFF"/>
+                <w:color w:val="1A1A1A"/>
                 <w:sz w:val="18"/>
                 <w:szCs w:val="18"/>
               </w:rPr>
@@ -330,7 +330,7 @@
               <w:bottom w:val="single" w:color="999999" w:sz="4"/>
               <w:right w:val="single" w:color="999999" w:sz="4"/>
             </w:tcBorders>
-            <w:shd w:fill="1A1A1A" w:val="clear"/>
+            <w:shd w:fill="B7D4B0" w:val="clear"/>
             <w:tcMar>
               <w:top w:type="dxa" w:w="60"/>
               <w:left w:type="dxa" w:w="80"/>
@@ -347,7 +347,7 @@
                 <w:rFonts w:ascii="Times New Roman" w:cs="Times New Roman" w:eastAsia="Times New Roman" w:hAnsi="Times New Roman"/>
                 <w:b/>
                 <w:bCs/>
-                <w:color w:val="FFFFFF"/>
+                <w:color w:val="1A1A1A"/>
                 <w:sz w:val="18"/>
                 <w:szCs w:val="18"/>
               </w:rPr>
@@ -550,7 +550,7 @@
               <w:bottom w:val="single" w:color="999999" w:sz="4"/>
               <w:right w:val="single" w:color="999999" w:sz="4"/>
             </w:tcBorders>
-            <w:shd w:fill="FFF5F5" w:val="clear"/>
+            <w:shd w:fill="F5F5F5" w:val="clear"/>
             <w:tcMar>
               <w:top w:type="dxa" w:w="60"/>
               <w:left w:type="dxa" w:w="80"/>
@@ -581,7 +581,7 @@
               <w:bottom w:val="single" w:color="999999" w:sz="4"/>
               <w:right w:val="single" w:color="999999" w:sz="4"/>
             </w:tcBorders>
-            <w:shd w:fill="FFF5F5" w:val="clear"/>
+            <w:shd w:fill="F5F5F5" w:val="clear"/>
             <w:tcMar>
               <w:top w:type="dxa" w:w="60"/>
               <w:left w:type="dxa" w:w="80"/>
@@ -612,7 +612,7 @@
               <w:bottom w:val="single" w:color="999999" w:sz="4"/>
               <w:right w:val="single" w:color="999999" w:sz="4"/>
             </w:tcBorders>
-            <w:shd w:fill="FFF5F5" w:val="clear"/>
+            <w:shd w:fill="F5F5F5" w:val="clear"/>
             <w:tcMar>
               <w:top w:type="dxa" w:w="60"/>
               <w:left w:type="dxa" w:w="80"/>
@@ -643,7 +643,7 @@
               <w:bottom w:val="single" w:color="999999" w:sz="4"/>
               <w:right w:val="single" w:color="999999" w:sz="4"/>
             </w:tcBorders>
-            <w:shd w:fill="FFF5F5" w:val="clear"/>
+            <w:shd w:fill="F5F5F5" w:val="clear"/>
             <w:tcMar>
               <w:top w:type="dxa" w:w="60"/>
               <w:left w:type="dxa" w:w="80"/>
@@ -674,7 +674,7 @@
               <w:bottom w:val="single" w:color="999999" w:sz="4"/>
               <w:right w:val="single" w:color="999999" w:sz="4"/>
             </w:tcBorders>
-            <w:shd w:fill="FFF5F5" w:val="clear"/>
+            <w:shd w:fill="F5F5F5" w:val="clear"/>
             <w:tcMar>
               <w:top w:type="dxa" w:w="60"/>
               <w:left w:type="dxa" w:w="80"/>
@@ -705,7 +705,7 @@
               <w:bottom w:val="single" w:color="999999" w:sz="4"/>
               <w:right w:val="single" w:color="999999" w:sz="4"/>
             </w:tcBorders>
-            <w:shd w:fill="FFF5F5" w:val="clear"/>
+            <w:shd w:fill="F5F5F5" w:val="clear"/>
             <w:tcMar>
               <w:top w:type="dxa" w:w="60"/>
               <w:left w:type="dxa" w:w="80"/>
@@ -924,7 +924,7 @@
               <w:bottom w:val="single" w:color="999999" w:sz="4"/>
               <w:right w:val="single" w:color="999999" w:sz="4"/>
             </w:tcBorders>
-            <w:shd w:fill="FFF5F5" w:val="clear"/>
+            <w:shd w:fill="F5F5F5" w:val="clear"/>
             <w:tcMar>
               <w:top w:type="dxa" w:w="60"/>
               <w:left w:type="dxa" w:w="80"/>
@@ -955,7 +955,7 @@
               <w:bottom w:val="single" w:color="999999" w:sz="4"/>
               <w:right w:val="single" w:color="999999" w:sz="4"/>
             </w:tcBorders>
-            <w:shd w:fill="FFF5F5" w:val="clear"/>
+            <w:shd w:fill="F5F5F5" w:val="clear"/>
             <w:tcMar>
               <w:top w:type="dxa" w:w="60"/>
               <w:left w:type="dxa" w:w="80"/>
@@ -986,7 +986,7 @@
               <w:bottom w:val="single" w:color="999999" w:sz="4"/>
               <w:right w:val="single" w:color="999999" w:sz="4"/>
             </w:tcBorders>
-            <w:shd w:fill="FFF5F5" w:val="clear"/>
+            <w:shd w:fill="F5F5F5" w:val="clear"/>
             <w:tcMar>
               <w:top w:type="dxa" w:w="60"/>
               <w:left w:type="dxa" w:w="80"/>
@@ -1017,7 +1017,7 @@
               <w:bottom w:val="single" w:color="999999" w:sz="4"/>
               <w:right w:val="single" w:color="999999" w:sz="4"/>
             </w:tcBorders>
-            <w:shd w:fill="FFF5F5" w:val="clear"/>
+            <w:shd w:fill="F5F5F5" w:val="clear"/>
             <w:tcMar>
               <w:top w:type="dxa" w:w="60"/>
               <w:left w:type="dxa" w:w="80"/>
@@ -1048,7 +1048,7 @@
               <w:bottom w:val="single" w:color="999999" w:sz="4"/>
               <w:right w:val="single" w:color="999999" w:sz="4"/>
             </w:tcBorders>
-            <w:shd w:fill="FFF5F5" w:val="clear"/>
+            <w:shd w:fill="F5F5F5" w:val="clear"/>
             <w:tcMar>
               <w:top w:type="dxa" w:w="60"/>
               <w:left w:type="dxa" w:w="80"/>
@@ -1079,7 +1079,7 @@
               <w:bottom w:val="single" w:color="999999" w:sz="4"/>
               <w:right w:val="single" w:color="999999" w:sz="4"/>
             </w:tcBorders>
-            <w:shd w:fill="FFF5F5" w:val="clear"/>
+            <w:shd w:fill="F5F5F5" w:val="clear"/>
             <w:tcMar>
               <w:top w:type="dxa" w:w="60"/>
               <w:left w:type="dxa" w:w="80"/>

--- a/docs/preview/03_Akt_preview.docx
+++ b/docs/preview/03_Akt_preview.docx
@@ -155,12 +155,12 @@
           <w:tcPr>
             <w:tcW w:type="dxa" w:w="700"/>
             <w:tcBorders>
-              <w:top w:val="single" w:color="999999" w:sz="4"/>
-              <w:left w:val="single" w:color="999999" w:sz="4"/>
-              <w:bottom w:val="single" w:color="999999" w:sz="4"/>
-              <w:right w:val="single" w:color="999999" w:sz="4"/>
-            </w:tcBorders>
-            <w:shd w:fill="B7D4B0" w:val="clear"/>
+              <w:top w:val="single" w:color="AAAAAA" w:sz="4"/>
+              <w:left w:val="single" w:color="AAAAAA" w:sz="4"/>
+              <w:bottom w:val="single" w:color="AAAAAA" w:sz="4"/>
+              <w:right w:val="single" w:color="AAAAAA" w:sz="4"/>
+            </w:tcBorders>
+            <w:shd w:fill="F8FCF6" w:val="clear"/>
             <w:tcMar>
               <w:top w:type="dxa" w:w="60"/>
               <w:left w:type="dxa" w:w="80"/>
@@ -189,12 +189,12 @@
           <w:tcPr>
             <w:tcW w:type="dxa" w:w="3800"/>
             <w:tcBorders>
-              <w:top w:val="single" w:color="999999" w:sz="4"/>
-              <w:left w:val="single" w:color="999999" w:sz="4"/>
-              <w:bottom w:val="single" w:color="999999" w:sz="4"/>
-              <w:right w:val="single" w:color="999999" w:sz="4"/>
-            </w:tcBorders>
-            <w:shd w:fill="B7D4B0" w:val="clear"/>
+              <w:top w:val="single" w:color="AAAAAA" w:sz="4"/>
+              <w:left w:val="single" w:color="AAAAAA" w:sz="4"/>
+              <w:bottom w:val="single" w:color="AAAAAA" w:sz="4"/>
+              <w:right w:val="single" w:color="AAAAAA" w:sz="4"/>
+            </w:tcBorders>
+            <w:shd w:fill="F8FCF6" w:val="clear"/>
             <w:tcMar>
               <w:top w:type="dxa" w:w="60"/>
               <w:left w:type="dxa" w:w="80"/>
@@ -223,12 +223,12 @@
           <w:tcPr>
             <w:tcW w:type="dxa" w:w="900"/>
             <w:tcBorders>
-              <w:top w:val="single" w:color="999999" w:sz="4"/>
-              <w:left w:val="single" w:color="999999" w:sz="4"/>
-              <w:bottom w:val="single" w:color="999999" w:sz="4"/>
-              <w:right w:val="single" w:color="999999" w:sz="4"/>
-            </w:tcBorders>
-            <w:shd w:fill="B7D4B0" w:val="clear"/>
+              <w:top w:val="single" w:color="AAAAAA" w:sz="4"/>
+              <w:left w:val="single" w:color="AAAAAA" w:sz="4"/>
+              <w:bottom w:val="single" w:color="AAAAAA" w:sz="4"/>
+              <w:right w:val="single" w:color="AAAAAA" w:sz="4"/>
+            </w:tcBorders>
+            <w:shd w:fill="F8FCF6" w:val="clear"/>
             <w:tcMar>
               <w:top w:type="dxa" w:w="60"/>
               <w:left w:type="dxa" w:w="80"/>
@@ -257,12 +257,12 @@
           <w:tcPr>
             <w:tcW w:type="dxa" w:w="900"/>
             <w:tcBorders>
-              <w:top w:val="single" w:color="999999" w:sz="4"/>
-              <w:left w:val="single" w:color="999999" w:sz="4"/>
-              <w:bottom w:val="single" w:color="999999" w:sz="4"/>
-              <w:right w:val="single" w:color="999999" w:sz="4"/>
-            </w:tcBorders>
-            <w:shd w:fill="B7D4B0" w:val="clear"/>
+              <w:top w:val="single" w:color="AAAAAA" w:sz="4"/>
+              <w:left w:val="single" w:color="AAAAAA" w:sz="4"/>
+              <w:bottom w:val="single" w:color="AAAAAA" w:sz="4"/>
+              <w:right w:val="single" w:color="AAAAAA" w:sz="4"/>
+            </w:tcBorders>
+            <w:shd w:fill="F8FCF6" w:val="clear"/>
             <w:tcMar>
               <w:top w:type="dxa" w:w="60"/>
               <w:left w:type="dxa" w:w="80"/>
@@ -291,12 +291,12 @@
           <w:tcPr>
             <w:tcW w:type="dxa" w:w="1400"/>
             <w:tcBorders>
-              <w:top w:val="single" w:color="999999" w:sz="4"/>
-              <w:left w:val="single" w:color="999999" w:sz="4"/>
-              <w:bottom w:val="single" w:color="999999" w:sz="4"/>
-              <w:right w:val="single" w:color="999999" w:sz="4"/>
-            </w:tcBorders>
-            <w:shd w:fill="B7D4B0" w:val="clear"/>
+              <w:top w:val="single" w:color="AAAAAA" w:sz="4"/>
+              <w:left w:val="single" w:color="AAAAAA" w:sz="4"/>
+              <w:bottom w:val="single" w:color="AAAAAA" w:sz="4"/>
+              <w:right w:val="single" w:color="AAAAAA" w:sz="4"/>
+            </w:tcBorders>
+            <w:shd w:fill="F8FCF6" w:val="clear"/>
             <w:tcMar>
               <w:top w:type="dxa" w:w="60"/>
               <w:left w:type="dxa" w:w="80"/>
@@ -325,12 +325,12 @@
           <w:tcPr>
             <w:tcW w:type="dxa" w:w="1600"/>
             <w:tcBorders>
-              <w:top w:val="single" w:color="999999" w:sz="4"/>
-              <w:left w:val="single" w:color="999999" w:sz="4"/>
-              <w:bottom w:val="single" w:color="999999" w:sz="4"/>
-              <w:right w:val="single" w:color="999999" w:sz="4"/>
-            </w:tcBorders>
-            <w:shd w:fill="B7D4B0" w:val="clear"/>
+              <w:top w:val="single" w:color="AAAAAA" w:sz="4"/>
+              <w:left w:val="single" w:color="AAAAAA" w:sz="4"/>
+              <w:bottom w:val="single" w:color="AAAAAA" w:sz="4"/>
+              <w:right w:val="single" w:color="AAAAAA" w:sz="4"/>
+            </w:tcBorders>
+            <w:shd w:fill="F8FCF6" w:val="clear"/>
             <w:tcMar>
               <w:top w:type="dxa" w:w="60"/>
               <w:left w:type="dxa" w:w="80"/>
@@ -361,10 +361,10 @@
           <w:tcPr>
             <w:tcW w:type="dxa" w:w="700"/>
             <w:tcBorders>
-              <w:top w:val="single" w:color="999999" w:sz="4"/>
-              <w:left w:val="single" w:color="999999" w:sz="4"/>
-              <w:bottom w:val="single" w:color="999999" w:sz="4"/>
-              <w:right w:val="single" w:color="999999" w:sz="4"/>
+              <w:top w:val="single" w:color="AAAAAA" w:sz="4"/>
+              <w:left w:val="single" w:color="AAAAAA" w:sz="4"/>
+              <w:bottom w:val="single" w:color="AAAAAA" w:sz="4"/>
+              <w:right w:val="single" w:color="AAAAAA" w:sz="4"/>
             </w:tcBorders>
             <w:tcMar>
               <w:top w:type="dxa" w:w="60"/>
@@ -391,10 +391,10 @@
           <w:tcPr>
             <w:tcW w:type="dxa" w:w="3800"/>
             <w:tcBorders>
-              <w:top w:val="single" w:color="999999" w:sz="4"/>
-              <w:left w:val="single" w:color="999999" w:sz="4"/>
-              <w:bottom w:val="single" w:color="999999" w:sz="4"/>
-              <w:right w:val="single" w:color="999999" w:sz="4"/>
+              <w:top w:val="single" w:color="AAAAAA" w:sz="4"/>
+              <w:left w:val="single" w:color="AAAAAA" w:sz="4"/>
+              <w:bottom w:val="single" w:color="AAAAAA" w:sz="4"/>
+              <w:right w:val="single" w:color="AAAAAA" w:sz="4"/>
             </w:tcBorders>
             <w:tcMar>
               <w:top w:type="dxa" w:w="60"/>
@@ -421,10 +421,10 @@
           <w:tcPr>
             <w:tcW w:type="dxa" w:w="900"/>
             <w:tcBorders>
-              <w:top w:val="single" w:color="999999" w:sz="4"/>
-              <w:left w:val="single" w:color="999999" w:sz="4"/>
-              <w:bottom w:val="single" w:color="999999" w:sz="4"/>
-              <w:right w:val="single" w:color="999999" w:sz="4"/>
+              <w:top w:val="single" w:color="AAAAAA" w:sz="4"/>
+              <w:left w:val="single" w:color="AAAAAA" w:sz="4"/>
+              <w:bottom w:val="single" w:color="AAAAAA" w:sz="4"/>
+              <w:right w:val="single" w:color="AAAAAA" w:sz="4"/>
             </w:tcBorders>
             <w:tcMar>
               <w:top w:type="dxa" w:w="60"/>
@@ -451,10 +451,10 @@
           <w:tcPr>
             <w:tcW w:type="dxa" w:w="900"/>
             <w:tcBorders>
-              <w:top w:val="single" w:color="999999" w:sz="4"/>
-              <w:left w:val="single" w:color="999999" w:sz="4"/>
-              <w:bottom w:val="single" w:color="999999" w:sz="4"/>
-              <w:right w:val="single" w:color="999999" w:sz="4"/>
+              <w:top w:val="single" w:color="AAAAAA" w:sz="4"/>
+              <w:left w:val="single" w:color="AAAAAA" w:sz="4"/>
+              <w:bottom w:val="single" w:color="AAAAAA" w:sz="4"/>
+              <w:right w:val="single" w:color="AAAAAA" w:sz="4"/>
             </w:tcBorders>
             <w:tcMar>
               <w:top w:type="dxa" w:w="60"/>
@@ -481,10 +481,10 @@
           <w:tcPr>
             <w:tcW w:type="dxa" w:w="1400"/>
             <w:tcBorders>
-              <w:top w:val="single" w:color="999999" w:sz="4"/>
-              <w:left w:val="single" w:color="999999" w:sz="4"/>
-              <w:bottom w:val="single" w:color="999999" w:sz="4"/>
-              <w:right w:val="single" w:color="999999" w:sz="4"/>
+              <w:top w:val="single" w:color="AAAAAA" w:sz="4"/>
+              <w:left w:val="single" w:color="AAAAAA" w:sz="4"/>
+              <w:bottom w:val="single" w:color="AAAAAA" w:sz="4"/>
+              <w:right w:val="single" w:color="AAAAAA" w:sz="4"/>
             </w:tcBorders>
             <w:tcMar>
               <w:top w:type="dxa" w:w="60"/>
@@ -511,10 +511,10 @@
           <w:tcPr>
             <w:tcW w:type="dxa" w:w="1600"/>
             <w:tcBorders>
-              <w:top w:val="single" w:color="999999" w:sz="4"/>
-              <w:left w:val="single" w:color="999999" w:sz="4"/>
-              <w:bottom w:val="single" w:color="999999" w:sz="4"/>
-              <w:right w:val="single" w:color="999999" w:sz="4"/>
+              <w:top w:val="single" w:color="AAAAAA" w:sz="4"/>
+              <w:left w:val="single" w:color="AAAAAA" w:sz="4"/>
+              <w:bottom w:val="single" w:color="AAAAAA" w:sz="4"/>
+              <w:right w:val="single" w:color="AAAAAA" w:sz="4"/>
             </w:tcBorders>
             <w:tcMar>
               <w:top w:type="dxa" w:w="60"/>
@@ -545,12 +545,12 @@
           <w:tcPr>
             <w:tcW w:type="dxa" w:w="700"/>
             <w:tcBorders>
-              <w:top w:val="single" w:color="999999" w:sz="4"/>
-              <w:left w:val="single" w:color="999999" w:sz="4"/>
-              <w:bottom w:val="single" w:color="999999" w:sz="4"/>
-              <w:right w:val="single" w:color="999999" w:sz="4"/>
-            </w:tcBorders>
-            <w:shd w:fill="F5F5F5" w:val="clear"/>
+              <w:top w:val="single" w:color="AAAAAA" w:sz="4"/>
+              <w:left w:val="single" w:color="AAAAAA" w:sz="4"/>
+              <w:bottom w:val="single" w:color="AAAAAA" w:sz="4"/>
+              <w:right w:val="single" w:color="AAAAAA" w:sz="4"/>
+            </w:tcBorders>
+            <w:shd w:fill="FAFDF9" w:val="clear"/>
             <w:tcMar>
               <w:top w:type="dxa" w:w="60"/>
               <w:left w:type="dxa" w:w="80"/>
@@ -576,12 +576,12 @@
           <w:tcPr>
             <w:tcW w:type="dxa" w:w="3800"/>
             <w:tcBorders>
-              <w:top w:val="single" w:color="999999" w:sz="4"/>
-              <w:left w:val="single" w:color="999999" w:sz="4"/>
-              <w:bottom w:val="single" w:color="999999" w:sz="4"/>
-              <w:right w:val="single" w:color="999999" w:sz="4"/>
-            </w:tcBorders>
-            <w:shd w:fill="F5F5F5" w:val="clear"/>
+              <w:top w:val="single" w:color="AAAAAA" w:sz="4"/>
+              <w:left w:val="single" w:color="AAAAAA" w:sz="4"/>
+              <w:bottom w:val="single" w:color="AAAAAA" w:sz="4"/>
+              <w:right w:val="single" w:color="AAAAAA" w:sz="4"/>
+            </w:tcBorders>
+            <w:shd w:fill="FAFDF9" w:val="clear"/>
             <w:tcMar>
               <w:top w:type="dxa" w:w="60"/>
               <w:left w:type="dxa" w:w="80"/>
@@ -607,12 +607,12 @@
           <w:tcPr>
             <w:tcW w:type="dxa" w:w="900"/>
             <w:tcBorders>
-              <w:top w:val="single" w:color="999999" w:sz="4"/>
-              <w:left w:val="single" w:color="999999" w:sz="4"/>
-              <w:bottom w:val="single" w:color="999999" w:sz="4"/>
-              <w:right w:val="single" w:color="999999" w:sz="4"/>
-            </w:tcBorders>
-            <w:shd w:fill="F5F5F5" w:val="clear"/>
+              <w:top w:val="single" w:color="AAAAAA" w:sz="4"/>
+              <w:left w:val="single" w:color="AAAAAA" w:sz="4"/>
+              <w:bottom w:val="single" w:color="AAAAAA" w:sz="4"/>
+              <w:right w:val="single" w:color="AAAAAA" w:sz="4"/>
+            </w:tcBorders>
+            <w:shd w:fill="FAFDF9" w:val="clear"/>
             <w:tcMar>
               <w:top w:type="dxa" w:w="60"/>
               <w:left w:type="dxa" w:w="80"/>
@@ -638,12 +638,12 @@
           <w:tcPr>
             <w:tcW w:type="dxa" w:w="900"/>
             <w:tcBorders>
-              <w:top w:val="single" w:color="999999" w:sz="4"/>
-              <w:left w:val="single" w:color="999999" w:sz="4"/>
-              <w:bottom w:val="single" w:color="999999" w:sz="4"/>
-              <w:right w:val="single" w:color="999999" w:sz="4"/>
-            </w:tcBorders>
-            <w:shd w:fill="F5F5F5" w:val="clear"/>
+              <w:top w:val="single" w:color="AAAAAA" w:sz="4"/>
+              <w:left w:val="single" w:color="AAAAAA" w:sz="4"/>
+              <w:bottom w:val="single" w:color="AAAAAA" w:sz="4"/>
+              <w:right w:val="single" w:color="AAAAAA" w:sz="4"/>
+            </w:tcBorders>
+            <w:shd w:fill="FAFDF9" w:val="clear"/>
             <w:tcMar>
               <w:top w:type="dxa" w:w="60"/>
               <w:left w:type="dxa" w:w="80"/>
@@ -669,12 +669,12 @@
           <w:tcPr>
             <w:tcW w:type="dxa" w:w="1400"/>
             <w:tcBorders>
-              <w:top w:val="single" w:color="999999" w:sz="4"/>
-              <w:left w:val="single" w:color="999999" w:sz="4"/>
-              <w:bottom w:val="single" w:color="999999" w:sz="4"/>
-              <w:right w:val="single" w:color="999999" w:sz="4"/>
-            </w:tcBorders>
-            <w:shd w:fill="F5F5F5" w:val="clear"/>
+              <w:top w:val="single" w:color="AAAAAA" w:sz="4"/>
+              <w:left w:val="single" w:color="AAAAAA" w:sz="4"/>
+              <w:bottom w:val="single" w:color="AAAAAA" w:sz="4"/>
+              <w:right w:val="single" w:color="AAAAAA" w:sz="4"/>
+            </w:tcBorders>
+            <w:shd w:fill="FAFDF9" w:val="clear"/>
             <w:tcMar>
               <w:top w:type="dxa" w:w="60"/>
               <w:left w:type="dxa" w:w="80"/>
@@ -700,12 +700,12 @@
           <w:tcPr>
             <w:tcW w:type="dxa" w:w="1600"/>
             <w:tcBorders>
-              <w:top w:val="single" w:color="999999" w:sz="4"/>
-              <w:left w:val="single" w:color="999999" w:sz="4"/>
-              <w:bottom w:val="single" w:color="999999" w:sz="4"/>
-              <w:right w:val="single" w:color="999999" w:sz="4"/>
-            </w:tcBorders>
-            <w:shd w:fill="F5F5F5" w:val="clear"/>
+              <w:top w:val="single" w:color="AAAAAA" w:sz="4"/>
+              <w:left w:val="single" w:color="AAAAAA" w:sz="4"/>
+              <w:bottom w:val="single" w:color="AAAAAA" w:sz="4"/>
+              <w:right w:val="single" w:color="AAAAAA" w:sz="4"/>
+            </w:tcBorders>
+            <w:shd w:fill="FAFDF9" w:val="clear"/>
             <w:tcMar>
               <w:top w:type="dxa" w:w="60"/>
               <w:left w:type="dxa" w:w="80"/>
@@ -735,10 +735,10 @@
           <w:tcPr>
             <w:tcW w:type="dxa" w:w="700"/>
             <w:tcBorders>
-              <w:top w:val="single" w:color="999999" w:sz="4"/>
-              <w:left w:val="single" w:color="999999" w:sz="4"/>
-              <w:bottom w:val="single" w:color="999999" w:sz="4"/>
-              <w:right w:val="single" w:color="999999" w:sz="4"/>
+              <w:top w:val="single" w:color="AAAAAA" w:sz="4"/>
+              <w:left w:val="single" w:color="AAAAAA" w:sz="4"/>
+              <w:bottom w:val="single" w:color="AAAAAA" w:sz="4"/>
+              <w:right w:val="single" w:color="AAAAAA" w:sz="4"/>
             </w:tcBorders>
             <w:tcMar>
               <w:top w:type="dxa" w:w="60"/>
@@ -765,10 +765,10 @@
           <w:tcPr>
             <w:tcW w:type="dxa" w:w="3800"/>
             <w:tcBorders>
-              <w:top w:val="single" w:color="999999" w:sz="4"/>
-              <w:left w:val="single" w:color="999999" w:sz="4"/>
-              <w:bottom w:val="single" w:color="999999" w:sz="4"/>
-              <w:right w:val="single" w:color="999999" w:sz="4"/>
+              <w:top w:val="single" w:color="AAAAAA" w:sz="4"/>
+              <w:left w:val="single" w:color="AAAAAA" w:sz="4"/>
+              <w:bottom w:val="single" w:color="AAAAAA" w:sz="4"/>
+              <w:right w:val="single" w:color="AAAAAA" w:sz="4"/>
             </w:tcBorders>
             <w:tcMar>
               <w:top w:type="dxa" w:w="60"/>
@@ -795,10 +795,10 @@
           <w:tcPr>
             <w:tcW w:type="dxa" w:w="900"/>
             <w:tcBorders>
-              <w:top w:val="single" w:color="999999" w:sz="4"/>
-              <w:left w:val="single" w:color="999999" w:sz="4"/>
-              <w:bottom w:val="single" w:color="999999" w:sz="4"/>
-              <w:right w:val="single" w:color="999999" w:sz="4"/>
+              <w:top w:val="single" w:color="AAAAAA" w:sz="4"/>
+              <w:left w:val="single" w:color="AAAAAA" w:sz="4"/>
+              <w:bottom w:val="single" w:color="AAAAAA" w:sz="4"/>
+              <w:right w:val="single" w:color="AAAAAA" w:sz="4"/>
             </w:tcBorders>
             <w:tcMar>
               <w:top w:type="dxa" w:w="60"/>
@@ -825,10 +825,10 @@
           <w:tcPr>
             <w:tcW w:type="dxa" w:w="900"/>
             <w:tcBorders>
-              <w:top w:val="single" w:color="999999" w:sz="4"/>
-              <w:left w:val="single" w:color="999999" w:sz="4"/>
-              <w:bottom w:val="single" w:color="999999" w:sz="4"/>
-              <w:right w:val="single" w:color="999999" w:sz="4"/>
+              <w:top w:val="single" w:color="AAAAAA" w:sz="4"/>
+              <w:left w:val="single" w:color="AAAAAA" w:sz="4"/>
+              <w:bottom w:val="single" w:color="AAAAAA" w:sz="4"/>
+              <w:right w:val="single" w:color="AAAAAA" w:sz="4"/>
             </w:tcBorders>
             <w:tcMar>
               <w:top w:type="dxa" w:w="60"/>
@@ -855,10 +855,10 @@
           <w:tcPr>
             <w:tcW w:type="dxa" w:w="1400"/>
             <w:tcBorders>
-              <w:top w:val="single" w:color="999999" w:sz="4"/>
-              <w:left w:val="single" w:color="999999" w:sz="4"/>
-              <w:bottom w:val="single" w:color="999999" w:sz="4"/>
-              <w:right w:val="single" w:color="999999" w:sz="4"/>
+              <w:top w:val="single" w:color="AAAAAA" w:sz="4"/>
+              <w:left w:val="single" w:color="AAAAAA" w:sz="4"/>
+              <w:bottom w:val="single" w:color="AAAAAA" w:sz="4"/>
+              <w:right w:val="single" w:color="AAAAAA" w:sz="4"/>
             </w:tcBorders>
             <w:tcMar>
               <w:top w:type="dxa" w:w="60"/>
@@ -885,10 +885,10 @@
           <w:tcPr>
             <w:tcW w:type="dxa" w:w="1600"/>
             <w:tcBorders>
-              <w:top w:val="single" w:color="999999" w:sz="4"/>
-              <w:left w:val="single" w:color="999999" w:sz="4"/>
-              <w:bottom w:val="single" w:color="999999" w:sz="4"/>
-              <w:right w:val="single" w:color="999999" w:sz="4"/>
+              <w:top w:val="single" w:color="AAAAAA" w:sz="4"/>
+              <w:left w:val="single" w:color="AAAAAA" w:sz="4"/>
+              <w:bottom w:val="single" w:color="AAAAAA" w:sz="4"/>
+              <w:right w:val="single" w:color="AAAAAA" w:sz="4"/>
             </w:tcBorders>
             <w:tcMar>
               <w:top w:type="dxa" w:w="60"/>
@@ -919,12 +919,12 @@
           <w:tcPr>
             <w:tcW w:type="dxa" w:w="700"/>
             <w:tcBorders>
-              <w:top w:val="single" w:color="999999" w:sz="4"/>
-              <w:left w:val="single" w:color="999999" w:sz="4"/>
-              <w:bottom w:val="single" w:color="999999" w:sz="4"/>
-              <w:right w:val="single" w:color="999999" w:sz="4"/>
-            </w:tcBorders>
-            <w:shd w:fill="F5F5F5" w:val="clear"/>
+              <w:top w:val="single" w:color="AAAAAA" w:sz="4"/>
+              <w:left w:val="single" w:color="AAAAAA" w:sz="4"/>
+              <w:bottom w:val="single" w:color="AAAAAA" w:sz="4"/>
+              <w:right w:val="single" w:color="AAAAAA" w:sz="4"/>
+            </w:tcBorders>
+            <w:shd w:fill="FAFDF9" w:val="clear"/>
             <w:tcMar>
               <w:top w:type="dxa" w:w="60"/>
               <w:left w:type="dxa" w:w="80"/>
@@ -950,12 +950,12 @@
           <w:tcPr>
             <w:tcW w:type="dxa" w:w="3800"/>
             <w:tcBorders>
-              <w:top w:val="single" w:color="999999" w:sz="4"/>
-              <w:left w:val="single" w:color="999999" w:sz="4"/>
-              <w:bottom w:val="single" w:color="999999" w:sz="4"/>
-              <w:right w:val="single" w:color="999999" w:sz="4"/>
-            </w:tcBorders>
-            <w:shd w:fill="F5F5F5" w:val="clear"/>
+              <w:top w:val="single" w:color="AAAAAA" w:sz="4"/>
+              <w:left w:val="single" w:color="AAAAAA" w:sz="4"/>
+              <w:bottom w:val="single" w:color="AAAAAA" w:sz="4"/>
+              <w:right w:val="single" w:color="AAAAAA" w:sz="4"/>
+            </w:tcBorders>
+            <w:shd w:fill="FAFDF9" w:val="clear"/>
             <w:tcMar>
               <w:top w:type="dxa" w:w="60"/>
               <w:left w:type="dxa" w:w="80"/>
@@ -981,12 +981,12 @@
           <w:tcPr>
             <w:tcW w:type="dxa" w:w="900"/>
             <w:tcBorders>
-              <w:top w:val="single" w:color="999999" w:sz="4"/>
-              <w:left w:val="single" w:color="999999" w:sz="4"/>
-              <w:bottom w:val="single" w:color="999999" w:sz="4"/>
-              <w:right w:val="single" w:color="999999" w:sz="4"/>
-            </w:tcBorders>
-            <w:shd w:fill="F5F5F5" w:val="clear"/>
+              <w:top w:val="single" w:color="AAAAAA" w:sz="4"/>
+              <w:left w:val="single" w:color="AAAAAA" w:sz="4"/>
+              <w:bottom w:val="single" w:color="AAAAAA" w:sz="4"/>
+              <w:right w:val="single" w:color="AAAAAA" w:sz="4"/>
+            </w:tcBorders>
+            <w:shd w:fill="FAFDF9" w:val="clear"/>
             <w:tcMar>
               <w:top w:type="dxa" w:w="60"/>
               <w:left w:type="dxa" w:w="80"/>
@@ -1012,12 +1012,12 @@
           <w:tcPr>
             <w:tcW w:type="dxa" w:w="900"/>
             <w:tcBorders>
-              <w:top w:val="single" w:color="999999" w:sz="4"/>
-              <w:left w:val="single" w:color="999999" w:sz="4"/>
-              <w:bottom w:val="single" w:color="999999" w:sz="4"/>
-              <w:right w:val="single" w:color="999999" w:sz="4"/>
-            </w:tcBorders>
-            <w:shd w:fill="F5F5F5" w:val="clear"/>
+              <w:top w:val="single" w:color="AAAAAA" w:sz="4"/>
+              <w:left w:val="single" w:color="AAAAAA" w:sz="4"/>
+              <w:bottom w:val="single" w:color="AAAAAA" w:sz="4"/>
+              <w:right w:val="single" w:color="AAAAAA" w:sz="4"/>
+            </w:tcBorders>
+            <w:shd w:fill="FAFDF9" w:val="clear"/>
             <w:tcMar>
               <w:top w:type="dxa" w:w="60"/>
               <w:left w:type="dxa" w:w="80"/>
@@ -1043,12 +1043,12 @@
           <w:tcPr>
             <w:tcW w:type="dxa" w:w="1400"/>
             <w:tcBorders>
-              <w:top w:val="single" w:color="999999" w:sz="4"/>
-              <w:left w:val="single" w:color="999999" w:sz="4"/>
-              <w:bottom w:val="single" w:color="999999" w:sz="4"/>
-              <w:right w:val="single" w:color="999999" w:sz="4"/>
-            </w:tcBorders>
-            <w:shd w:fill="F5F5F5" w:val="clear"/>
+              <w:top w:val="single" w:color="AAAAAA" w:sz="4"/>
+              <w:left w:val="single" w:color="AAAAAA" w:sz="4"/>
+              <w:bottom w:val="single" w:color="AAAAAA" w:sz="4"/>
+              <w:right w:val="single" w:color="AAAAAA" w:sz="4"/>
+            </w:tcBorders>
+            <w:shd w:fill="FAFDF9" w:val="clear"/>
             <w:tcMar>
               <w:top w:type="dxa" w:w="60"/>
               <w:left w:type="dxa" w:w="80"/>
@@ -1074,12 +1074,12 @@
           <w:tcPr>
             <w:tcW w:type="dxa" w:w="1600"/>
             <w:tcBorders>
-              <w:top w:val="single" w:color="999999" w:sz="4"/>
-              <w:left w:val="single" w:color="999999" w:sz="4"/>
-              <w:bottom w:val="single" w:color="999999" w:sz="4"/>
-              <w:right w:val="single" w:color="999999" w:sz="4"/>
-            </w:tcBorders>
-            <w:shd w:fill="F5F5F5" w:val="clear"/>
+              <w:top w:val="single" w:color="AAAAAA" w:sz="4"/>
+              <w:left w:val="single" w:color="AAAAAA" w:sz="4"/>
+              <w:bottom w:val="single" w:color="AAAAAA" w:sz="4"/>
+              <w:right w:val="single" w:color="AAAAAA" w:sz="4"/>
+            </w:tcBorders>
+            <w:shd w:fill="FAFDF9" w:val="clear"/>
             <w:tcMar>
               <w:top w:type="dxa" w:w="60"/>
               <w:left w:type="dxa" w:w="80"/>
@@ -1109,10 +1109,10 @@
           <w:tcPr>
             <w:tcW w:type="dxa" w:w="700"/>
             <w:tcBorders>
-              <w:top w:val="single" w:color="999999" w:sz="4"/>
-              <w:left w:val="single" w:color="999999" w:sz="4"/>
-              <w:bottom w:val="single" w:color="999999" w:sz="4"/>
-              <w:right w:val="single" w:color="999999" w:sz="4"/>
+              <w:top w:val="single" w:color="AAAAAA" w:sz="4"/>
+              <w:left w:val="single" w:color="AAAAAA" w:sz="4"/>
+              <w:bottom w:val="single" w:color="AAAAAA" w:sz="4"/>
+              <w:right w:val="single" w:color="AAAAAA" w:sz="4"/>
             </w:tcBorders>
             <w:tcMar>
               <w:top w:type="dxa" w:w="60"/>
@@ -1139,10 +1139,10 @@
           <w:tcPr>
             <w:tcW w:type="dxa" w:w="3800"/>
             <w:tcBorders>
-              <w:top w:val="single" w:color="999999" w:sz="4"/>
-              <w:left w:val="single" w:color="999999" w:sz="4"/>
-              <w:bottom w:val="single" w:color="999999" w:sz="4"/>
-              <w:right w:val="single" w:color="999999" w:sz="4"/>
+              <w:top w:val="single" w:color="AAAAAA" w:sz="4"/>
+              <w:left w:val="single" w:color="AAAAAA" w:sz="4"/>
+              <w:bottom w:val="single" w:color="AAAAAA" w:sz="4"/>
+              <w:right w:val="single" w:color="AAAAAA" w:sz="4"/>
             </w:tcBorders>
             <w:tcMar>
               <w:top w:type="dxa" w:w="60"/>
@@ -1169,10 +1169,10 @@
           <w:tcPr>
             <w:tcW w:type="dxa" w:w="900"/>
             <w:tcBorders>
-              <w:top w:val="single" w:color="999999" w:sz="4"/>
-              <w:left w:val="single" w:color="999999" w:sz="4"/>
-              <w:bottom w:val="single" w:color="999999" w:sz="4"/>
-              <w:right w:val="single" w:color="999999" w:sz="4"/>
+              <w:top w:val="single" w:color="AAAAAA" w:sz="4"/>
+              <w:left w:val="single" w:color="AAAAAA" w:sz="4"/>
+              <w:bottom w:val="single" w:color="AAAAAA" w:sz="4"/>
+              <w:right w:val="single" w:color="AAAAAA" w:sz="4"/>
             </w:tcBorders>
             <w:tcMar>
               <w:top w:type="dxa" w:w="60"/>
@@ -1199,10 +1199,10 @@
           <w:tcPr>
             <w:tcW w:type="dxa" w:w="900"/>
             <w:tcBorders>
-              <w:top w:val="single" w:color="999999" w:sz="4"/>
-              <w:left w:val="single" w:color="999999" w:sz="4"/>
-              <w:bottom w:val="single" w:color="999999" w:sz="4"/>
-              <w:right w:val="single" w:color="999999" w:sz="4"/>
+              <w:top w:val="single" w:color="AAAAAA" w:sz="4"/>
+              <w:left w:val="single" w:color="AAAAAA" w:sz="4"/>
+              <w:bottom w:val="single" w:color="AAAAAA" w:sz="4"/>
+              <w:right w:val="single" w:color="AAAAAA" w:sz="4"/>
             </w:tcBorders>
             <w:tcMar>
               <w:top w:type="dxa" w:w="60"/>
@@ -1229,10 +1229,10 @@
           <w:tcPr>
             <w:tcW w:type="dxa" w:w="1400"/>
             <w:tcBorders>
-              <w:top w:val="single" w:color="999999" w:sz="4"/>
-              <w:left w:val="single" w:color="999999" w:sz="4"/>
-              <w:bottom w:val="single" w:color="999999" w:sz="4"/>
-              <w:right w:val="single" w:color="999999" w:sz="4"/>
+              <w:top w:val="single" w:color="AAAAAA" w:sz="4"/>
+              <w:left w:val="single" w:color="AAAAAA" w:sz="4"/>
+              <w:bottom w:val="single" w:color="AAAAAA" w:sz="4"/>
+              <w:right w:val="single" w:color="AAAAAA" w:sz="4"/>
             </w:tcBorders>
             <w:tcMar>
               <w:top w:type="dxa" w:w="60"/>
@@ -1259,10 +1259,10 @@
           <w:tcPr>
             <w:tcW w:type="dxa" w:w="1600"/>
             <w:tcBorders>
-              <w:top w:val="single" w:color="999999" w:sz="4"/>
-              <w:left w:val="single" w:color="999999" w:sz="4"/>
-              <w:bottom w:val="single" w:color="999999" w:sz="4"/>
-              <w:right w:val="single" w:color="999999" w:sz="4"/>
+              <w:top w:val="single" w:color="AAAAAA" w:sz="4"/>
+              <w:left w:val="single" w:color="AAAAAA" w:sz="4"/>
+              <w:bottom w:val="single" w:color="AAAAAA" w:sz="4"/>
+              <w:right w:val="single" w:color="AAAAAA" w:sz="4"/>
             </w:tcBorders>
             <w:tcMar>
               <w:top w:type="dxa" w:w="60"/>
@@ -1316,20 +1316,54 @@
         </w:tblBorders>
       </w:tblPr>
       <w:tblGrid>
-        <w:gridCol w:w="4200"/>
-        <w:gridCol w:w="6006"/>
+        <w:gridCol w:w="2800"/>
+        <w:gridCol w:w="7406"/>
       </w:tblGrid>
       <w:tr>
         <w:tc>
           <w:tcPr>
-            <w:tcW w:type="dxa" w:w="4200"/>
-            <w:tcBorders>
-              <w:top w:val="single" w:color="999999" w:sz="4"/>
-              <w:left w:val="single" w:color="999999" w:sz="4"/>
-              <w:bottom w:val="single" w:color="999999" w:sz="4"/>
-              <w:right w:val="single" w:color="999999" w:sz="4"/>
-            </w:tcBorders>
-            <w:shd w:fill="F5F5F5" w:val="clear"/>
+            <w:tcW w:type="dxa" w:w="10206"/>
+            <w:gridSpan w:val="2"/>
+            <w:tcBorders>
+              <w:top w:val="single" w:color="AAAAAA" w:sz="4"/>
+              <w:left w:val="single" w:color="AAAAAA" w:sz="4"/>
+              <w:bottom w:val="single" w:color="AAAAAA" w:sz="4"/>
+              <w:right w:val="single" w:color="AAAAAA" w:sz="4"/>
+            </w:tcBorders>
+            <w:shd w:fill="F8FCF6" w:val="clear"/>
+            <w:tcMar>
+              <w:top w:type="dxa" w:w="70"/>
+              <w:left w:type="dxa" w:w="100"/>
+              <w:bottom w:type="dxa" w:w="70"/>
+              <w:right w:type="dxa" w:w="100"/>
+            </w:tcMar>
+          </w:tcPr>
+          <w:p>
+            <w:r>
+              <w:rPr>
+                <w:rFonts w:ascii="Times New Roman" w:cs="Times New Roman" w:eastAsia="Times New Roman" w:hAnsi="Times New Roman"/>
+                <w:b/>
+                <w:bCs/>
+                <w:color w:val="1A1A1A"/>
+                <w:sz w:val="20"/>
+                <w:szCs w:val="20"/>
+              </w:rPr>
+              <w:t xml:space="preserve">ИТОГО ПО АКТУ</w:t>
+            </w:r>
+          </w:p>
+        </w:tc>
+      </w:tr>
+      <w:tr>
+        <w:tc>
+          <w:tcPr>
+            <w:tcW w:type="dxa" w:w="2800"/>
+            <w:tcBorders>
+              <w:top w:val="single" w:color="AAAAAA" w:sz="4"/>
+              <w:left w:val="single" w:color="AAAAAA" w:sz="4"/>
+              <w:bottom w:val="single" w:color="AAAAAA" w:sz="4"/>
+              <w:right w:val="single" w:color="AAAAAA" w:sz="4"/>
+            </w:tcBorders>
+            <w:shd w:fill="F7F7F7" w:val="clear"/>
             <w:tcMar>
               <w:top w:type="dxa" w:w="50"/>
               <w:left w:type="dxa" w:w="80"/>
@@ -1353,12 +1387,12 @@
         </w:tc>
         <w:tc>
           <w:tcPr>
-            <w:tcW w:type="dxa" w:w="6006"/>
-            <w:tcBorders>
-              <w:top w:val="single" w:color="999999" w:sz="4"/>
-              <w:left w:val="single" w:color="999999" w:sz="4"/>
-              <w:bottom w:val="single" w:color="999999" w:sz="4"/>
-              <w:right w:val="single" w:color="999999" w:sz="4"/>
+            <w:tcW w:type="dxa" w:w="7406"/>
+            <w:tcBorders>
+              <w:top w:val="single" w:color="AAAAAA" w:sz="4"/>
+              <w:left w:val="single" w:color="AAAAAA" w:sz="4"/>
+              <w:bottom w:val="single" w:color="AAAAAA" w:sz="4"/>
+              <w:right w:val="single" w:color="AAAAAA" w:sz="4"/>
             </w:tcBorders>
             <w:tcMar>
               <w:top w:type="dxa" w:w="50"/>
@@ -1382,14 +1416,14 @@
       <w:tr>
         <w:tc>
           <w:tcPr>
-            <w:tcW w:type="dxa" w:w="4200"/>
-            <w:tcBorders>
-              <w:top w:val="single" w:color="999999" w:sz="4"/>
-              <w:left w:val="single" w:color="999999" w:sz="4"/>
-              <w:bottom w:val="single" w:color="999999" w:sz="4"/>
-              <w:right w:val="single" w:color="999999" w:sz="4"/>
-            </w:tcBorders>
-            <w:shd w:fill="F5F5F5" w:val="clear"/>
+            <w:tcW w:type="dxa" w:w="2800"/>
+            <w:tcBorders>
+              <w:top w:val="single" w:color="AAAAAA" w:sz="4"/>
+              <w:left w:val="single" w:color="AAAAAA" w:sz="4"/>
+              <w:bottom w:val="single" w:color="AAAAAA" w:sz="4"/>
+              <w:right w:val="single" w:color="AAAAAA" w:sz="4"/>
+            </w:tcBorders>
+            <w:shd w:fill="F7F7F7" w:val="clear"/>
             <w:tcMar>
               <w:top w:type="dxa" w:w="50"/>
               <w:left w:type="dxa" w:w="80"/>
@@ -1413,12 +1447,12 @@
         </w:tc>
         <w:tc>
           <w:tcPr>
-            <w:tcW w:type="dxa" w:w="6006"/>
-            <w:tcBorders>
-              <w:top w:val="single" w:color="999999" w:sz="4"/>
-              <w:left w:val="single" w:color="999999" w:sz="4"/>
-              <w:bottom w:val="single" w:color="999999" w:sz="4"/>
-              <w:right w:val="single" w:color="999999" w:sz="4"/>
+            <w:tcW w:type="dxa" w:w="7406"/>
+            <w:tcBorders>
+              <w:top w:val="single" w:color="AAAAAA" w:sz="4"/>
+              <w:left w:val="single" w:color="AAAAAA" w:sz="4"/>
+              <w:bottom w:val="single" w:color="AAAAAA" w:sz="4"/>
+              <w:right w:val="single" w:color="AAAAAA" w:sz="4"/>
             </w:tcBorders>
             <w:tcMar>
               <w:top w:type="dxa" w:w="50"/>
@@ -1442,14 +1476,14 @@
       <w:tr>
         <w:tc>
           <w:tcPr>
-            <w:tcW w:type="dxa" w:w="4200"/>
-            <w:tcBorders>
-              <w:top w:val="single" w:color="999999" w:sz="4"/>
-              <w:left w:val="single" w:color="999999" w:sz="4"/>
-              <w:bottom w:val="single" w:color="999999" w:sz="4"/>
-              <w:right w:val="single" w:color="999999" w:sz="4"/>
-            </w:tcBorders>
-            <w:shd w:fill="F5F5F5" w:val="clear"/>
+            <w:tcW w:type="dxa" w:w="2800"/>
+            <w:tcBorders>
+              <w:top w:val="single" w:color="AAAAAA" w:sz="4"/>
+              <w:left w:val="single" w:color="AAAAAA" w:sz="4"/>
+              <w:bottom w:val="single" w:color="AAAAAA" w:sz="4"/>
+              <w:right w:val="single" w:color="AAAAAA" w:sz="4"/>
+            </w:tcBorders>
+            <w:shd w:fill="F7F7F7" w:val="clear"/>
             <w:tcMar>
               <w:top w:type="dxa" w:w="50"/>
               <w:left w:type="dxa" w:w="80"/>
@@ -1473,12 +1507,12 @@
         </w:tc>
         <w:tc>
           <w:tcPr>
-            <w:tcW w:type="dxa" w:w="6006"/>
-            <w:tcBorders>
-              <w:top w:val="single" w:color="999999" w:sz="4"/>
-              <w:left w:val="single" w:color="999999" w:sz="4"/>
-              <w:bottom w:val="single" w:color="999999" w:sz="4"/>
-              <w:right w:val="single" w:color="999999" w:sz="4"/>
+            <w:tcW w:type="dxa" w:w="7406"/>
+            <w:tcBorders>
+              <w:top w:val="single" w:color="AAAAAA" w:sz="4"/>
+              <w:left w:val="single" w:color="AAAAAA" w:sz="4"/>
+              <w:bottom w:val="single" w:color="AAAAAA" w:sz="4"/>
+              <w:right w:val="single" w:color="AAAAAA" w:sz="4"/>
             </w:tcBorders>
             <w:tcMar>
               <w:top w:type="dxa" w:w="50"/>
@@ -1502,14 +1536,14 @@
       <w:tr>
         <w:tc>
           <w:tcPr>
-            <w:tcW w:type="dxa" w:w="4200"/>
-            <w:tcBorders>
-              <w:top w:val="single" w:color="999999" w:sz="4"/>
-              <w:left w:val="single" w:color="999999" w:sz="4"/>
-              <w:bottom w:val="single" w:color="999999" w:sz="4"/>
-              <w:right w:val="single" w:color="999999" w:sz="4"/>
-            </w:tcBorders>
-            <w:shd w:fill="F5F5F5" w:val="clear"/>
+            <w:tcW w:type="dxa" w:w="2800"/>
+            <w:tcBorders>
+              <w:top w:val="single" w:color="AAAAAA" w:sz="4"/>
+              <w:left w:val="single" w:color="AAAAAA" w:sz="4"/>
+              <w:bottom w:val="single" w:color="AAAAAA" w:sz="4"/>
+              <w:right w:val="single" w:color="AAAAAA" w:sz="4"/>
+            </w:tcBorders>
+            <w:shd w:fill="F7F7F7" w:val="clear"/>
             <w:tcMar>
               <w:top w:type="dxa" w:w="50"/>
               <w:left w:type="dxa" w:w="80"/>
@@ -1533,12 +1567,12 @@
         </w:tc>
         <w:tc>
           <w:tcPr>
-            <w:tcW w:type="dxa" w:w="6006"/>
-            <w:tcBorders>
-              <w:top w:val="single" w:color="999999" w:sz="4"/>
-              <w:left w:val="single" w:color="999999" w:sz="4"/>
-              <w:bottom w:val="single" w:color="999999" w:sz="4"/>
-              <w:right w:val="single" w:color="999999" w:sz="4"/>
+            <w:tcW w:type="dxa" w:w="7406"/>
+            <w:tcBorders>
+              <w:top w:val="single" w:color="AAAAAA" w:sz="4"/>
+              <w:left w:val="single" w:color="AAAAAA" w:sz="4"/>
+              <w:bottom w:val="single" w:color="AAAAAA" w:sz="4"/>
+              <w:right w:val="single" w:color="AAAAAA" w:sz="4"/>
             </w:tcBorders>
             <w:tcMar>
               <w:top w:type="dxa" w:w="50"/>
@@ -1695,12 +1729,12 @@
             <w:tcW w:type="dxa" w:w="10206"/>
             <w:gridSpan w:val="2"/>
             <w:tcBorders>
-              <w:top w:val="single" w:color="1A1A1A" w:sz="8"/>
-              <w:left w:val="single" w:color="1A1A1A" w:sz="8"/>
-              <w:bottom w:val="single" w:color="1A1A1A" w:sz="8"/>
-              <w:right w:val="single" w:color="1A1A1A" w:sz="8"/>
-            </w:tcBorders>
-            <w:shd w:fill="C00000" w:val="clear"/>
+              <w:top w:val="single" w:color="AAAAAA" w:sz="4"/>
+              <w:left w:val="single" w:color="AAAAAA" w:sz="4"/>
+              <w:bottom w:val="single" w:color="AAAAAA" w:sz="4"/>
+              <w:right w:val="single" w:color="AAAAAA" w:sz="4"/>
+            </w:tcBorders>
+            <w:shd w:fill="F8FCF6" w:val="clear"/>
             <w:tcMar>
               <w:top w:type="dxa" w:w="70"/>
               <w:left w:type="dxa" w:w="100"/>
@@ -1714,7 +1748,7 @@
                 <w:rFonts w:ascii="Times New Roman" w:cs="Times New Roman" w:eastAsia="Times New Roman" w:hAnsi="Times New Roman"/>
                 <w:b/>
                 <w:bCs/>
-                <w:color w:val="FFFFFF"/>
+                <w:color w:val="1A1A1A"/>
                 <w:sz w:val="20"/>
                 <w:szCs w:val="20"/>
               </w:rPr>
@@ -1728,12 +1762,12 @@
           <w:tcPr>
             <w:tcW w:type="dxa" w:w="2800"/>
             <w:tcBorders>
-              <w:top w:val="single" w:color="999999" w:sz="4"/>
-              <w:left w:val="single" w:color="999999" w:sz="4"/>
-              <w:bottom w:val="single" w:color="999999" w:sz="4"/>
-              <w:right w:val="single" w:color="999999" w:sz="4"/>
-            </w:tcBorders>
-            <w:shd w:fill="F5F5F5" w:val="clear"/>
+              <w:top w:val="single" w:color="AAAAAA" w:sz="4"/>
+              <w:left w:val="single" w:color="AAAAAA" w:sz="4"/>
+              <w:bottom w:val="single" w:color="AAAAAA" w:sz="4"/>
+              <w:right w:val="single" w:color="AAAAAA" w:sz="4"/>
+            </w:tcBorders>
+            <w:shd w:fill="F7F7F7" w:val="clear"/>
             <w:tcMar>
               <w:top w:type="dxa" w:w="50"/>
               <w:left w:type="dxa" w:w="80"/>
@@ -1759,10 +1793,10 @@
           <w:tcPr>
             <w:tcW w:type="dxa" w:w="7406"/>
             <w:tcBorders>
-              <w:top w:val="single" w:color="999999" w:sz="4"/>
-              <w:left w:val="single" w:color="999999" w:sz="4"/>
-              <w:bottom w:val="single" w:color="999999" w:sz="4"/>
-              <w:right w:val="single" w:color="999999" w:sz="4"/>
+              <w:top w:val="single" w:color="AAAAAA" w:sz="4"/>
+              <w:left w:val="single" w:color="AAAAAA" w:sz="4"/>
+              <w:bottom w:val="single" w:color="AAAAAA" w:sz="4"/>
+              <w:right w:val="single" w:color="AAAAAA" w:sz="4"/>
             </w:tcBorders>
             <w:tcMar>
               <w:top w:type="dxa" w:w="50"/>
@@ -1788,12 +1822,12 @@
           <w:tcPr>
             <w:tcW w:type="dxa" w:w="2800"/>
             <w:tcBorders>
-              <w:top w:val="single" w:color="999999" w:sz="4"/>
-              <w:left w:val="single" w:color="999999" w:sz="4"/>
-              <w:bottom w:val="single" w:color="999999" w:sz="4"/>
-              <w:right w:val="single" w:color="999999" w:sz="4"/>
-            </w:tcBorders>
-            <w:shd w:fill="F5F5F5" w:val="clear"/>
+              <w:top w:val="single" w:color="AAAAAA" w:sz="4"/>
+              <w:left w:val="single" w:color="AAAAAA" w:sz="4"/>
+              <w:bottom w:val="single" w:color="AAAAAA" w:sz="4"/>
+              <w:right w:val="single" w:color="AAAAAA" w:sz="4"/>
+            </w:tcBorders>
+            <w:shd w:fill="F7F7F7" w:val="clear"/>
             <w:tcMar>
               <w:top w:type="dxa" w:w="50"/>
               <w:left w:type="dxa" w:w="80"/>
@@ -1819,10 +1853,10 @@
           <w:tcPr>
             <w:tcW w:type="dxa" w:w="7406"/>
             <w:tcBorders>
-              <w:top w:val="single" w:color="999999" w:sz="4"/>
-              <w:left w:val="single" w:color="999999" w:sz="4"/>
-              <w:bottom w:val="single" w:color="999999" w:sz="4"/>
-              <w:right w:val="single" w:color="999999" w:sz="4"/>
+              <w:top w:val="single" w:color="AAAAAA" w:sz="4"/>
+              <w:left w:val="single" w:color="AAAAAA" w:sz="4"/>
+              <w:bottom w:val="single" w:color="AAAAAA" w:sz="4"/>
+              <w:right w:val="single" w:color="AAAAAA" w:sz="4"/>
             </w:tcBorders>
             <w:tcMar>
               <w:top w:type="dxa" w:w="50"/>
@@ -1848,12 +1882,12 @@
           <w:tcPr>
             <w:tcW w:type="dxa" w:w="2800"/>
             <w:tcBorders>
-              <w:top w:val="single" w:color="999999" w:sz="4"/>
-              <w:left w:val="single" w:color="999999" w:sz="4"/>
-              <w:bottom w:val="single" w:color="999999" w:sz="4"/>
-              <w:right w:val="single" w:color="999999" w:sz="4"/>
-            </w:tcBorders>
-            <w:shd w:fill="F5F5F5" w:val="clear"/>
+              <w:top w:val="single" w:color="AAAAAA" w:sz="4"/>
+              <w:left w:val="single" w:color="AAAAAA" w:sz="4"/>
+              <w:bottom w:val="single" w:color="AAAAAA" w:sz="4"/>
+              <w:right w:val="single" w:color="AAAAAA" w:sz="4"/>
+            </w:tcBorders>
+            <w:shd w:fill="F7F7F7" w:val="clear"/>
             <w:tcMar>
               <w:top w:type="dxa" w:w="50"/>
               <w:left w:type="dxa" w:w="80"/>
@@ -1879,10 +1913,10 @@
           <w:tcPr>
             <w:tcW w:type="dxa" w:w="7406"/>
             <w:tcBorders>
-              <w:top w:val="single" w:color="999999" w:sz="4"/>
-              <w:left w:val="single" w:color="999999" w:sz="4"/>
-              <w:bottom w:val="single" w:color="999999" w:sz="4"/>
-              <w:right w:val="single" w:color="999999" w:sz="4"/>
+              <w:top w:val="single" w:color="AAAAAA" w:sz="4"/>
+              <w:left w:val="single" w:color="AAAAAA" w:sz="4"/>
+              <w:bottom w:val="single" w:color="AAAAAA" w:sz="4"/>
+              <w:right w:val="single" w:color="AAAAAA" w:sz="4"/>
             </w:tcBorders>
             <w:tcMar>
               <w:top w:type="dxa" w:w="50"/>
@@ -1908,12 +1942,12 @@
           <w:tcPr>
             <w:tcW w:type="dxa" w:w="2800"/>
             <w:tcBorders>
-              <w:top w:val="single" w:color="999999" w:sz="4"/>
-              <w:left w:val="single" w:color="999999" w:sz="4"/>
-              <w:bottom w:val="single" w:color="999999" w:sz="4"/>
-              <w:right w:val="single" w:color="999999" w:sz="4"/>
-            </w:tcBorders>
-            <w:shd w:fill="F5F5F5" w:val="clear"/>
+              <w:top w:val="single" w:color="AAAAAA" w:sz="4"/>
+              <w:left w:val="single" w:color="AAAAAA" w:sz="4"/>
+              <w:bottom w:val="single" w:color="AAAAAA" w:sz="4"/>
+              <w:right w:val="single" w:color="AAAAAA" w:sz="4"/>
+            </w:tcBorders>
+            <w:shd w:fill="F7F7F7" w:val="clear"/>
             <w:tcMar>
               <w:top w:type="dxa" w:w="50"/>
               <w:left w:type="dxa" w:w="80"/>
@@ -1939,10 +1973,10 @@
           <w:tcPr>
             <w:tcW w:type="dxa" w:w="7406"/>
             <w:tcBorders>
-              <w:top w:val="single" w:color="999999" w:sz="4"/>
-              <w:left w:val="single" w:color="999999" w:sz="4"/>
-              <w:bottom w:val="single" w:color="999999" w:sz="4"/>
-              <w:right w:val="single" w:color="999999" w:sz="4"/>
+              <w:top w:val="single" w:color="AAAAAA" w:sz="4"/>
+              <w:left w:val="single" w:color="AAAAAA" w:sz="4"/>
+              <w:bottom w:val="single" w:color="AAAAAA" w:sz="4"/>
+              <w:right w:val="single" w:color="AAAAAA" w:sz="4"/>
             </w:tcBorders>
             <w:tcMar>
               <w:top w:type="dxa" w:w="50"/>
@@ -1968,12 +2002,12 @@
           <w:tcPr>
             <w:tcW w:type="dxa" w:w="2800"/>
             <w:tcBorders>
-              <w:top w:val="single" w:color="999999" w:sz="4"/>
-              <w:left w:val="single" w:color="999999" w:sz="4"/>
-              <w:bottom w:val="single" w:color="999999" w:sz="4"/>
-              <w:right w:val="single" w:color="999999" w:sz="4"/>
-            </w:tcBorders>
-            <w:shd w:fill="F5F5F5" w:val="clear"/>
+              <w:top w:val="single" w:color="AAAAAA" w:sz="4"/>
+              <w:left w:val="single" w:color="AAAAAA" w:sz="4"/>
+              <w:bottom w:val="single" w:color="AAAAAA" w:sz="4"/>
+              <w:right w:val="single" w:color="AAAAAA" w:sz="4"/>
+            </w:tcBorders>
+            <w:shd w:fill="F7F7F7" w:val="clear"/>
             <w:tcMar>
               <w:top w:type="dxa" w:w="50"/>
               <w:left w:type="dxa" w:w="80"/>
@@ -1999,10 +2033,10 @@
           <w:tcPr>
             <w:tcW w:type="dxa" w:w="7406"/>
             <w:tcBorders>
-              <w:top w:val="single" w:color="999999" w:sz="4"/>
-              <w:left w:val="single" w:color="999999" w:sz="4"/>
-              <w:bottom w:val="single" w:color="999999" w:sz="4"/>
-              <w:right w:val="single" w:color="999999" w:sz="4"/>
+              <w:top w:val="single" w:color="AAAAAA" w:sz="4"/>
+              <w:left w:val="single" w:color="AAAAAA" w:sz="4"/>
+              <w:bottom w:val="single" w:color="AAAAAA" w:sz="4"/>
+              <w:right w:val="single" w:color="AAAAAA" w:sz="4"/>
             </w:tcBorders>
             <w:tcMar>
               <w:top w:type="dxa" w:w="50"/>
@@ -2028,12 +2062,12 @@
           <w:tcPr>
             <w:tcW w:type="dxa" w:w="2800"/>
             <w:tcBorders>
-              <w:top w:val="single" w:color="999999" w:sz="4"/>
-              <w:left w:val="single" w:color="999999" w:sz="4"/>
-              <w:bottom w:val="single" w:color="999999" w:sz="4"/>
-              <w:right w:val="single" w:color="999999" w:sz="4"/>
-            </w:tcBorders>
-            <w:shd w:fill="F5F5F5" w:val="clear"/>
+              <w:top w:val="single" w:color="AAAAAA" w:sz="4"/>
+              <w:left w:val="single" w:color="AAAAAA" w:sz="4"/>
+              <w:bottom w:val="single" w:color="AAAAAA" w:sz="4"/>
+              <w:right w:val="single" w:color="AAAAAA" w:sz="4"/>
+            </w:tcBorders>
+            <w:shd w:fill="F7F7F7" w:val="clear"/>
             <w:tcMar>
               <w:top w:type="dxa" w:w="50"/>
               <w:left w:type="dxa" w:w="80"/>
@@ -2059,10 +2093,10 @@
           <w:tcPr>
             <w:tcW w:type="dxa" w:w="7406"/>
             <w:tcBorders>
-              <w:top w:val="single" w:color="999999" w:sz="4"/>
-              <w:left w:val="single" w:color="999999" w:sz="4"/>
-              <w:bottom w:val="single" w:color="999999" w:sz="4"/>
-              <w:right w:val="single" w:color="999999" w:sz="4"/>
+              <w:top w:val="single" w:color="AAAAAA" w:sz="4"/>
+              <w:left w:val="single" w:color="AAAAAA" w:sz="4"/>
+              <w:bottom w:val="single" w:color="AAAAAA" w:sz="4"/>
+              <w:right w:val="single" w:color="AAAAAA" w:sz="4"/>
             </w:tcBorders>
             <w:tcMar>
               <w:top w:type="dxa" w:w="50"/>
@@ -2088,12 +2122,12 @@
           <w:tcPr>
             <w:tcW w:type="dxa" w:w="2800"/>
             <w:tcBorders>
-              <w:top w:val="single" w:color="999999" w:sz="4"/>
-              <w:left w:val="single" w:color="999999" w:sz="4"/>
-              <w:bottom w:val="single" w:color="999999" w:sz="4"/>
-              <w:right w:val="single" w:color="999999" w:sz="4"/>
-            </w:tcBorders>
-            <w:shd w:fill="F5F5F5" w:val="clear"/>
+              <w:top w:val="single" w:color="AAAAAA" w:sz="4"/>
+              <w:left w:val="single" w:color="AAAAAA" w:sz="4"/>
+              <w:bottom w:val="single" w:color="AAAAAA" w:sz="4"/>
+              <w:right w:val="single" w:color="AAAAAA" w:sz="4"/>
+            </w:tcBorders>
+            <w:shd w:fill="F7F7F7" w:val="clear"/>
             <w:tcMar>
               <w:top w:type="dxa" w:w="50"/>
               <w:left w:type="dxa" w:w="80"/>
@@ -2119,10 +2153,10 @@
           <w:tcPr>
             <w:tcW w:type="dxa" w:w="7406"/>
             <w:tcBorders>
-              <w:top w:val="single" w:color="999999" w:sz="4"/>
-              <w:left w:val="single" w:color="999999" w:sz="4"/>
-              <w:bottom w:val="single" w:color="999999" w:sz="4"/>
-              <w:right w:val="single" w:color="999999" w:sz="4"/>
+              <w:top w:val="single" w:color="AAAAAA" w:sz="4"/>
+              <w:left w:val="single" w:color="AAAAAA" w:sz="4"/>
+              <w:bottom w:val="single" w:color="AAAAAA" w:sz="4"/>
+              <w:right w:val="single" w:color="AAAAAA" w:sz="4"/>
             </w:tcBorders>
             <w:tcMar>
               <w:top w:type="dxa" w:w="50"/>
@@ -2148,12 +2182,12 @@
           <w:tcPr>
             <w:tcW w:type="dxa" w:w="2800"/>
             <w:tcBorders>
-              <w:top w:val="single" w:color="999999" w:sz="4"/>
-              <w:left w:val="single" w:color="999999" w:sz="4"/>
-              <w:bottom w:val="single" w:color="999999" w:sz="4"/>
-              <w:right w:val="single" w:color="999999" w:sz="4"/>
-            </w:tcBorders>
-            <w:shd w:fill="F5F5F5" w:val="clear"/>
+              <w:top w:val="single" w:color="AAAAAA" w:sz="4"/>
+              <w:left w:val="single" w:color="AAAAAA" w:sz="4"/>
+              <w:bottom w:val="single" w:color="AAAAAA" w:sz="4"/>
+              <w:right w:val="single" w:color="AAAAAA" w:sz="4"/>
+            </w:tcBorders>
+            <w:shd w:fill="F7F7F7" w:val="clear"/>
             <w:tcMar>
               <w:top w:type="dxa" w:w="50"/>
               <w:left w:type="dxa" w:w="80"/>
@@ -2179,10 +2213,10 @@
           <w:tcPr>
             <w:tcW w:type="dxa" w:w="7406"/>
             <w:tcBorders>
-              <w:top w:val="single" w:color="999999" w:sz="4"/>
-              <w:left w:val="single" w:color="999999" w:sz="4"/>
-              <w:bottom w:val="single" w:color="999999" w:sz="4"/>
-              <w:right w:val="single" w:color="999999" w:sz="4"/>
+              <w:top w:val="single" w:color="AAAAAA" w:sz="4"/>
+              <w:left w:val="single" w:color="AAAAAA" w:sz="4"/>
+              <w:bottom w:val="single" w:color="AAAAAA" w:sz="4"/>
+              <w:right w:val="single" w:color="AAAAAA" w:sz="4"/>
             </w:tcBorders>
             <w:tcMar>
               <w:top w:type="dxa" w:w="50"/>
@@ -2369,12 +2403,12 @@
             <w:tcW w:type="dxa" w:w="10206"/>
             <w:gridSpan w:val="2"/>
             <w:tcBorders>
-              <w:top w:val="single" w:color="1A1A1A" w:sz="8"/>
-              <w:left w:val="single" w:color="1A1A1A" w:sz="8"/>
-              <w:bottom w:val="single" w:color="1A1A1A" w:sz="8"/>
-              <w:right w:val="single" w:color="1A1A1A" w:sz="8"/>
-            </w:tcBorders>
-            <w:shd w:fill="C00000" w:val="clear"/>
+              <w:top w:val="single" w:color="AAAAAA" w:sz="4"/>
+              <w:left w:val="single" w:color="AAAAAA" w:sz="4"/>
+              <w:bottom w:val="single" w:color="AAAAAA" w:sz="4"/>
+              <w:right w:val="single" w:color="AAAAAA" w:sz="4"/>
+            </w:tcBorders>
+            <w:shd w:fill="F8FCF6" w:val="clear"/>
             <w:tcMar>
               <w:top w:type="dxa" w:w="70"/>
               <w:left w:type="dxa" w:w="100"/>
@@ -2388,7 +2422,7 @@
                 <w:rFonts w:ascii="Times New Roman" w:cs="Times New Roman" w:eastAsia="Times New Roman" w:hAnsi="Times New Roman"/>
                 <w:b/>
                 <w:bCs/>
-                <w:color w:val="FFFFFF"/>
+                <w:color w:val="1A1A1A"/>
                 <w:sz w:val="20"/>
                 <w:szCs w:val="20"/>
               </w:rPr>
@@ -2402,12 +2436,12 @@
           <w:tcPr>
             <w:tcW w:type="dxa" w:w="2800"/>
             <w:tcBorders>
-              <w:top w:val="single" w:color="999999" w:sz="4"/>
-              <w:left w:val="single" w:color="999999" w:sz="4"/>
-              <w:bottom w:val="single" w:color="999999" w:sz="4"/>
-              <w:right w:val="single" w:color="999999" w:sz="4"/>
-            </w:tcBorders>
-            <w:shd w:fill="F5F5F5" w:val="clear"/>
+              <w:top w:val="single" w:color="AAAAAA" w:sz="4"/>
+              <w:left w:val="single" w:color="AAAAAA" w:sz="4"/>
+              <w:bottom w:val="single" w:color="AAAAAA" w:sz="4"/>
+              <w:right w:val="single" w:color="AAAAAA" w:sz="4"/>
+            </w:tcBorders>
+            <w:shd w:fill="F7F7F7" w:val="clear"/>
             <w:tcMar>
               <w:top w:type="dxa" w:w="50"/>
               <w:left w:type="dxa" w:w="80"/>
@@ -2433,10 +2467,10 @@
           <w:tcPr>
             <w:tcW w:type="dxa" w:w="7406"/>
             <w:tcBorders>
-              <w:top w:val="single" w:color="999999" w:sz="4"/>
-              <w:left w:val="single" w:color="999999" w:sz="4"/>
-              <w:bottom w:val="single" w:color="999999" w:sz="4"/>
-              <w:right w:val="single" w:color="999999" w:sz="4"/>
+              <w:top w:val="single" w:color="AAAAAA" w:sz="4"/>
+              <w:left w:val="single" w:color="AAAAAA" w:sz="4"/>
+              <w:bottom w:val="single" w:color="AAAAAA" w:sz="4"/>
+              <w:right w:val="single" w:color="AAAAAA" w:sz="4"/>
             </w:tcBorders>
             <w:tcMar>
               <w:top w:type="dxa" w:w="50"/>
@@ -2462,12 +2496,12 @@
           <w:tcPr>
             <w:tcW w:type="dxa" w:w="2800"/>
             <w:tcBorders>
-              <w:top w:val="single" w:color="999999" w:sz="4"/>
-              <w:left w:val="single" w:color="999999" w:sz="4"/>
-              <w:bottom w:val="single" w:color="999999" w:sz="4"/>
-              <w:right w:val="single" w:color="999999" w:sz="4"/>
-            </w:tcBorders>
-            <w:shd w:fill="F5F5F5" w:val="clear"/>
+              <w:top w:val="single" w:color="AAAAAA" w:sz="4"/>
+              <w:left w:val="single" w:color="AAAAAA" w:sz="4"/>
+              <w:bottom w:val="single" w:color="AAAAAA" w:sz="4"/>
+              <w:right w:val="single" w:color="AAAAAA" w:sz="4"/>
+            </w:tcBorders>
+            <w:shd w:fill="F7F7F7" w:val="clear"/>
             <w:tcMar>
               <w:top w:type="dxa" w:w="50"/>
               <w:left w:type="dxa" w:w="80"/>
@@ -2493,10 +2527,10 @@
           <w:tcPr>
             <w:tcW w:type="dxa" w:w="7406"/>
             <w:tcBorders>
-              <w:top w:val="single" w:color="999999" w:sz="4"/>
-              <w:left w:val="single" w:color="999999" w:sz="4"/>
-              <w:bottom w:val="single" w:color="999999" w:sz="4"/>
-              <w:right w:val="single" w:color="999999" w:sz="4"/>
+              <w:top w:val="single" w:color="AAAAAA" w:sz="4"/>
+              <w:left w:val="single" w:color="AAAAAA" w:sz="4"/>
+              <w:bottom w:val="single" w:color="AAAAAA" w:sz="4"/>
+              <w:right w:val="single" w:color="AAAAAA" w:sz="4"/>
             </w:tcBorders>
             <w:tcMar>
               <w:top w:type="dxa" w:w="50"/>
@@ -2522,12 +2556,12 @@
           <w:tcPr>
             <w:tcW w:type="dxa" w:w="2800"/>
             <w:tcBorders>
-              <w:top w:val="single" w:color="999999" w:sz="4"/>
-              <w:left w:val="single" w:color="999999" w:sz="4"/>
-              <w:bottom w:val="single" w:color="999999" w:sz="4"/>
-              <w:right w:val="single" w:color="999999" w:sz="4"/>
-            </w:tcBorders>
-            <w:shd w:fill="F5F5F5" w:val="clear"/>
+              <w:top w:val="single" w:color="AAAAAA" w:sz="4"/>
+              <w:left w:val="single" w:color="AAAAAA" w:sz="4"/>
+              <w:bottom w:val="single" w:color="AAAAAA" w:sz="4"/>
+              <w:right w:val="single" w:color="AAAAAA" w:sz="4"/>
+            </w:tcBorders>
+            <w:shd w:fill="F7F7F7" w:val="clear"/>
             <w:tcMar>
               <w:top w:type="dxa" w:w="50"/>
               <w:left w:type="dxa" w:w="80"/>
@@ -2553,10 +2587,10 @@
           <w:tcPr>
             <w:tcW w:type="dxa" w:w="7406"/>
             <w:tcBorders>
-              <w:top w:val="single" w:color="999999" w:sz="4"/>
-              <w:left w:val="single" w:color="999999" w:sz="4"/>
-              <w:bottom w:val="single" w:color="999999" w:sz="4"/>
-              <w:right w:val="single" w:color="999999" w:sz="4"/>
+              <w:top w:val="single" w:color="AAAAAA" w:sz="4"/>
+              <w:left w:val="single" w:color="AAAAAA" w:sz="4"/>
+              <w:bottom w:val="single" w:color="AAAAAA" w:sz="4"/>
+              <w:right w:val="single" w:color="AAAAAA" w:sz="4"/>
             </w:tcBorders>
             <w:tcMar>
               <w:top w:type="dxa" w:w="50"/>
@@ -2582,12 +2616,12 @@
           <w:tcPr>
             <w:tcW w:type="dxa" w:w="2800"/>
             <w:tcBorders>
-              <w:top w:val="single" w:color="999999" w:sz="4"/>
-              <w:left w:val="single" w:color="999999" w:sz="4"/>
-              <w:bottom w:val="single" w:color="999999" w:sz="4"/>
-              <w:right w:val="single" w:color="999999" w:sz="4"/>
-            </w:tcBorders>
-            <w:shd w:fill="F5F5F5" w:val="clear"/>
+              <w:top w:val="single" w:color="AAAAAA" w:sz="4"/>
+              <w:left w:val="single" w:color="AAAAAA" w:sz="4"/>
+              <w:bottom w:val="single" w:color="AAAAAA" w:sz="4"/>
+              <w:right w:val="single" w:color="AAAAAA" w:sz="4"/>
+            </w:tcBorders>
+            <w:shd w:fill="F7F7F7" w:val="clear"/>
             <w:tcMar>
               <w:top w:type="dxa" w:w="50"/>
               <w:left w:type="dxa" w:w="80"/>
@@ -2613,10 +2647,10 @@
           <w:tcPr>
             <w:tcW w:type="dxa" w:w="7406"/>
             <w:tcBorders>
-              <w:top w:val="single" w:color="999999" w:sz="4"/>
-              <w:left w:val="single" w:color="999999" w:sz="4"/>
-              <w:bottom w:val="single" w:color="999999" w:sz="4"/>
-              <w:right w:val="single" w:color="999999" w:sz="4"/>
+              <w:top w:val="single" w:color="AAAAAA" w:sz="4"/>
+              <w:left w:val="single" w:color="AAAAAA" w:sz="4"/>
+              <w:bottom w:val="single" w:color="AAAAAA" w:sz="4"/>
+              <w:right w:val="single" w:color="AAAAAA" w:sz="4"/>
             </w:tcBorders>
             <w:tcMar>
               <w:top w:type="dxa" w:w="50"/>
@@ -2642,12 +2676,12 @@
           <w:tcPr>
             <w:tcW w:type="dxa" w:w="2800"/>
             <w:tcBorders>
-              <w:top w:val="single" w:color="999999" w:sz="4"/>
-              <w:left w:val="single" w:color="999999" w:sz="4"/>
-              <w:bottom w:val="single" w:color="999999" w:sz="4"/>
-              <w:right w:val="single" w:color="999999" w:sz="4"/>
-            </w:tcBorders>
-            <w:shd w:fill="F5F5F5" w:val="clear"/>
+              <w:top w:val="single" w:color="AAAAAA" w:sz="4"/>
+              <w:left w:val="single" w:color="AAAAAA" w:sz="4"/>
+              <w:bottom w:val="single" w:color="AAAAAA" w:sz="4"/>
+              <w:right w:val="single" w:color="AAAAAA" w:sz="4"/>
+            </w:tcBorders>
+            <w:shd w:fill="F7F7F7" w:val="clear"/>
             <w:tcMar>
               <w:top w:type="dxa" w:w="50"/>
               <w:left w:type="dxa" w:w="80"/>
@@ -2673,10 +2707,10 @@
           <w:tcPr>
             <w:tcW w:type="dxa" w:w="7406"/>
             <w:tcBorders>
-              <w:top w:val="single" w:color="999999" w:sz="4"/>
-              <w:left w:val="single" w:color="999999" w:sz="4"/>
-              <w:bottom w:val="single" w:color="999999" w:sz="4"/>
-              <w:right w:val="single" w:color="999999" w:sz="4"/>
+              <w:top w:val="single" w:color="AAAAAA" w:sz="4"/>
+              <w:left w:val="single" w:color="AAAAAA" w:sz="4"/>
+              <w:bottom w:val="single" w:color="AAAAAA" w:sz="4"/>
+              <w:right w:val="single" w:color="AAAAAA" w:sz="4"/>
             </w:tcBorders>
             <w:tcMar>
               <w:top w:type="dxa" w:w="50"/>
@@ -2702,12 +2736,12 @@
           <w:tcPr>
             <w:tcW w:type="dxa" w:w="2800"/>
             <w:tcBorders>
-              <w:top w:val="single" w:color="999999" w:sz="4"/>
-              <w:left w:val="single" w:color="999999" w:sz="4"/>
-              <w:bottom w:val="single" w:color="999999" w:sz="4"/>
-              <w:right w:val="single" w:color="999999" w:sz="4"/>
-            </w:tcBorders>
-            <w:shd w:fill="F5F5F5" w:val="clear"/>
+              <w:top w:val="single" w:color="AAAAAA" w:sz="4"/>
+              <w:left w:val="single" w:color="AAAAAA" w:sz="4"/>
+              <w:bottom w:val="single" w:color="AAAAAA" w:sz="4"/>
+              <w:right w:val="single" w:color="AAAAAA" w:sz="4"/>
+            </w:tcBorders>
+            <w:shd w:fill="F7F7F7" w:val="clear"/>
             <w:tcMar>
               <w:top w:type="dxa" w:w="50"/>
               <w:left w:type="dxa" w:w="80"/>
@@ -2733,10 +2767,10 @@
           <w:tcPr>
             <w:tcW w:type="dxa" w:w="7406"/>
             <w:tcBorders>
-              <w:top w:val="single" w:color="999999" w:sz="4"/>
-              <w:left w:val="single" w:color="999999" w:sz="4"/>
-              <w:bottom w:val="single" w:color="999999" w:sz="4"/>
-              <w:right w:val="single" w:color="999999" w:sz="4"/>
+              <w:top w:val="single" w:color="AAAAAA" w:sz="4"/>
+              <w:left w:val="single" w:color="AAAAAA" w:sz="4"/>
+              <w:bottom w:val="single" w:color="AAAAAA" w:sz="4"/>
+              <w:right w:val="single" w:color="AAAAAA" w:sz="4"/>
             </w:tcBorders>
             <w:tcMar>
               <w:top w:type="dxa" w:w="50"/>
@@ -2762,12 +2796,12 @@
           <w:tcPr>
             <w:tcW w:type="dxa" w:w="2800"/>
             <w:tcBorders>
-              <w:top w:val="single" w:color="999999" w:sz="4"/>
-              <w:left w:val="single" w:color="999999" w:sz="4"/>
-              <w:bottom w:val="single" w:color="999999" w:sz="4"/>
-              <w:right w:val="single" w:color="999999" w:sz="4"/>
-            </w:tcBorders>
-            <w:shd w:fill="F5F5F5" w:val="clear"/>
+              <w:top w:val="single" w:color="AAAAAA" w:sz="4"/>
+              <w:left w:val="single" w:color="AAAAAA" w:sz="4"/>
+              <w:bottom w:val="single" w:color="AAAAAA" w:sz="4"/>
+              <w:right w:val="single" w:color="AAAAAA" w:sz="4"/>
+            </w:tcBorders>
+            <w:shd w:fill="F7F7F7" w:val="clear"/>
             <w:tcMar>
               <w:top w:type="dxa" w:w="50"/>
               <w:left w:type="dxa" w:w="80"/>
@@ -2793,10 +2827,10 @@
           <w:tcPr>
             <w:tcW w:type="dxa" w:w="7406"/>
             <w:tcBorders>
-              <w:top w:val="single" w:color="999999" w:sz="4"/>
-              <w:left w:val="single" w:color="999999" w:sz="4"/>
-              <w:bottom w:val="single" w:color="999999" w:sz="4"/>
-              <w:right w:val="single" w:color="999999" w:sz="4"/>
+              <w:top w:val="single" w:color="AAAAAA" w:sz="4"/>
+              <w:left w:val="single" w:color="AAAAAA" w:sz="4"/>
+              <w:bottom w:val="single" w:color="AAAAAA" w:sz="4"/>
+              <w:right w:val="single" w:color="AAAAAA" w:sz="4"/>
             </w:tcBorders>
             <w:tcMar>
               <w:top w:type="dxa" w:w="50"/>
@@ -2822,12 +2856,12 @@
           <w:tcPr>
             <w:tcW w:type="dxa" w:w="2800"/>
             <w:tcBorders>
-              <w:top w:val="single" w:color="999999" w:sz="4"/>
-              <w:left w:val="single" w:color="999999" w:sz="4"/>
-              <w:bottom w:val="single" w:color="999999" w:sz="4"/>
-              <w:right w:val="single" w:color="999999" w:sz="4"/>
-            </w:tcBorders>
-            <w:shd w:fill="F5F5F5" w:val="clear"/>
+              <w:top w:val="single" w:color="AAAAAA" w:sz="4"/>
+              <w:left w:val="single" w:color="AAAAAA" w:sz="4"/>
+              <w:bottom w:val="single" w:color="AAAAAA" w:sz="4"/>
+              <w:right w:val="single" w:color="AAAAAA" w:sz="4"/>
+            </w:tcBorders>
+            <w:shd w:fill="F7F7F7" w:val="clear"/>
             <w:tcMar>
               <w:top w:type="dxa" w:w="50"/>
               <w:left w:type="dxa" w:w="80"/>
@@ -2853,10 +2887,10 @@
           <w:tcPr>
             <w:tcW w:type="dxa" w:w="7406"/>
             <w:tcBorders>
-              <w:top w:val="single" w:color="999999" w:sz="4"/>
-              <w:left w:val="single" w:color="999999" w:sz="4"/>
-              <w:bottom w:val="single" w:color="999999" w:sz="4"/>
-              <w:right w:val="single" w:color="999999" w:sz="4"/>
+              <w:top w:val="single" w:color="AAAAAA" w:sz="4"/>
+              <w:left w:val="single" w:color="AAAAAA" w:sz="4"/>
+              <w:bottom w:val="single" w:color="AAAAAA" w:sz="4"/>
+              <w:right w:val="single" w:color="AAAAAA" w:sz="4"/>
             </w:tcBorders>
             <w:tcMar>
               <w:top w:type="dxa" w:w="50"/>
